--- a/sales-templates/en/eduasiste-quick-reference.docx
+++ b/sales-templates/en/eduasiste-quick-reference.docx
@@ -19,13 +19,13 @@
           <w:bCs/>
           <w:b/>
         </w:rPr>
-        <w:t xml:space="preserve">HOW TO USE THIS TEMPLATE</w:t>
+        <w:t xml:space="preserve">HOW TO USE THIS TEMPLATE.</w:t>
       </w:r>
       <w:r>
         <w:t xml:space="preserve"> </w:t>
       </w:r>
       <w:r>
-        <w:t xml:space="preserve">— 1.</w:t>
+        <w:t xml:space="preserve">1.</w:t>
       </w:r>
       <w:r>
         <w:t xml:space="preserve"> </w:t>
@@ -83,7 +83,7 @@
           <w:iCs/>
           <w:i/>
         </w:rPr>
-        <w:t xml:space="preserve">This is a reference / cheat-sheet — no fields to replace. Customize freely.</w:t>
+        <w:t xml:space="preserve">This is a reference cheat sheet. No fields to replace, so customize freely.</w:t>
       </w:r>
     </w:p>
     <w:p>
@@ -115,7 +115,7 @@
         <w:pStyle w:val="BlockText"/>
       </w:pPr>
       <w:r>
-        <w:t xml:space="preserve">"EduAsiste gives every learner their own AI twin - a patient tutor that guides with questions instead of just handing over answers. Parents, tutors, and teachers get a twin too, and the twins talk to each other. So you always know how your child is growing, and you can guide them without nagging. Ask a question, get a real answer pulled straight from their learning. Assign practice in one sentence. It's like having a teacher who reports to you after every lesson - and a tutor who never loses patience."</w:t>
+        <w:t xml:space="preserve">"EduAsiste gives every learner their own AI twin, a patient tutor that guides with questions instead of just handing over answers. Parents, tutors, and teachers get a twin too, and the twins talk to each other. So you always know how your child is growing, and you can guide them without nagging. Ask a question, get a real answer pulled straight from their learning. Assign practice in one sentence. It's like having a teacher who reports to you after every lesson, plus a tutor who never loses patience."</w:t>
       </w:r>
     </w:p>
     <w:p>
@@ -140,7 +140,7 @@
         <w:pStyle w:val="FirstParagraph"/>
       </w:pPr>
       <w:r>
-        <w:t xml:space="preserve">These are the same tabs as ProAsiste - both brands run on the</w:t>
+        <w:t xml:space="preserve">These are the same tabs as ProAsiste. Both brands run on the</w:t>
       </w:r>
       <w:r>
         <w:t xml:space="preserve"> </w:t>
@@ -274,7 +274,7 @@
               <w:jc w:val="left"/>
             </w:pPr>
             <w:r>
-              <w:t xml:space="preserve">Hover over the chord diagram - show how reading, vocabulary, and writing link up</w:t>
+              <w:t xml:space="preserve">Hover over the chord diagram to show how reading, vocabulary, and writing link up</w:t>
             </w:r>
           </w:p>
         </w:tc>
@@ -328,7 +328,7 @@
               <w:jc w:val="left"/>
             </w:pPr>
             <w:r>
-              <w:t xml:space="preserve">Show a worksheet template - one line in, practice + answer key out</w:t>
+              <w:t xml:space="preserve">Show a worksheet template: one line in, practice + answer key out</w:t>
             </w:r>
           </w:p>
         </w:tc>
@@ -436,7 +436,7 @@
               <w:jc w:val="left"/>
             </w:pPr>
             <w:r>
-              <w:t xml:space="preserve">Show the progress timeline - what clicked, what didn't, week over week</w:t>
+              <w:t xml:space="preserve">Show the progress timeline: what clicked, what didn't, week over week</w:t>
             </w:r>
           </w:p>
         </w:tc>
@@ -759,7 +759,7 @@
               <w:jc w:val="left"/>
             </w:pPr>
             <w:r>
-              <w:t xml:space="preserve">"Just ask your twin. Live answer, straight from their learning - no waiting for report cards."</w:t>
+              <w:t xml:space="preserve">"Just ask your twin. Live answer, straight from their learning, with no waiting for report cards."</w:t>
             </w:r>
           </w:p>
         </w:tc>
@@ -811,7 +811,7 @@
               <w:jc w:val="left"/>
             </w:pPr>
             <w:r>
-              <w:t xml:space="preserve">"Their twin guides Socratically - questions first, not answers. Real understanding sticks."</w:t>
+              <w:t xml:space="preserve">"Their twin guides Socratically. It asks questions instead of handing over answers, so real understanding sticks."</w:t>
             </w:r>
           </w:p>
         </w:tc>
@@ -863,7 +863,7 @@
               <w:jc w:val="left"/>
             </w:pPr>
             <w:r>
-              <w:t xml:space="preserve">"Set a goal like 'read 20 books this semester' - the bar fills in automatically as they progress."</w:t>
+              <w:t xml:space="preserve">"Set a goal like 'read 20 books this semester' and the bar fills in automatically as they progress."</w:t>
             </w:r>
           </w:p>
         </w:tc>
@@ -889,7 +889,7 @@
               <w:jc w:val="left"/>
             </w:pPr>
             <w:r>
-              <w:t xml:space="preserve">"Full transparency, built in. Every time you check their data, they can see it happened. Trust is the product."</w:t>
+              <w:t xml:space="preserve">"Full transparency, built in. Every time you check their data, they can see it happened, so the trust between you stays intact."</w:t>
             </w:r>
           </w:p>
         </w:tc>
@@ -985,7 +985,7 @@
               <w:jc w:val="left"/>
             </w:pPr>
             <w:r>
-              <w:t xml:space="preserve">Unlock</w:t>
+              <w:t xml:space="preserve">Includes</w:t>
             </w:r>
           </w:p>
         </w:tc>
@@ -1517,7 +1517,7 @@
               <w:jc w:val="left"/>
             </w:pPr>
             <w:r>
-              <w:t xml:space="preserve">"It guides with questions, not answers - it's built to make them think, not copy."</w:t>
+              <w:t xml:space="preserve">"It asks questions instead of handing over answers. It's built to make them think, not copy."</w:t>
             </w:r>
           </w:p>
         </w:tc>
@@ -1543,7 +1543,7 @@
               <w:jc w:val="left"/>
             </w:pPr>
             <w:r>
-              <w:t xml:space="preserve">"ChatGPT knows the internet. EduAsiste knows YOUR learner - and keeps you in the loop."</w:t>
+              <w:t xml:space="preserve">"ChatGPT knows the internet. EduAsiste knows YOUR learner, and it keeps you in the loop."</w:t>
             </w:r>
           </w:p>
         </w:tc>
@@ -1611,7 +1611,7 @@
         <w:t xml:space="preserve"> </w:t>
       </w:r>
       <w:r>
-        <w:t xml:space="preserve">(3 min) - Ask "How's Emma doing in reading this week?" - show the live answer</w:t>
+        <w:t xml:space="preserve">(3 min): Ask "How's Emma doing in reading this week?" and show the live answer</w:t>
       </w:r>
     </w:p>
     <w:p>
@@ -1633,7 +1633,7 @@
         <w:t xml:space="preserve"> </w:t>
       </w:r>
       <w:r>
-        <w:t xml:space="preserve">(3 min) - Show how a learner's concepts connect on the graph</w:t>
+        <w:t xml:space="preserve">(3 min): Show how a learner's concepts connect on the graph</w:t>
       </w:r>
     </w:p>
     <w:p>
@@ -1655,7 +1655,7 @@
         <w:t xml:space="preserve"> </w:t>
       </w:r>
       <w:r>
-        <w:t xml:space="preserve">(3 min) - Assign practice in one sentence; reveal the private answer key</w:t>
+        <w:t xml:space="preserve">(3 min): Assign practice in one sentence, then reveal the private answer key</w:t>
       </w:r>
     </w:p>
     <w:p>
@@ -1677,7 +1677,7 @@
         <w:t xml:space="preserve"> </w:t>
       </w:r>
       <w:r>
-        <w:t xml:space="preserve">(3 min) - Drop a reading and watch it become study material</w:t>
+        <w:t xml:space="preserve">(3 min): Drop a reading and watch it become study material</w:t>
       </w:r>
     </w:p>
     <w:p>
@@ -1699,7 +1699,7 @@
         <w:t xml:space="preserve"> </w:t>
       </w:r>
       <w:r>
-        <w:t xml:space="preserve">(3 min) - Recap the value, discuss which tier fits the family or school</w:t>
+        <w:t xml:space="preserve">(3 min): Recap the value, then discuss which tier fits the family or school</w:t>
       </w:r>
     </w:p>
     <w:p>
@@ -1905,7 +1905,7 @@
         <w:pStyle w:val="BlockText"/>
       </w:pPr>
       <w:r>
-        <w:t xml:space="preserve">"When's the last time you knew - in real time - exactly what your child was learning and where they were struggling? Let me show you that."</w:t>
+        <w:t xml:space="preserve">"When's the last time you knew, in real time, exactly what your child was learning and where they were struggling? Let me show you that."</w:t>
       </w:r>
     </w:p>
     <w:bookmarkEnd w:id="30"/>
